--- a/熊猫成仙，从青竹山开始/第一卷 龙蛇起陆/第038章 头一回跟陈家讲价.docx
+++ b/熊猫成仙，从青竹山开始/第一卷 龙蛇起陆/第038章 头一回跟陈家讲价.docx
@@ -1377,6 +1377,34 @@
           <w:sz w:val="27"/>
           <w:szCs w:val="27"/>
         </w:rPr>
+        <w:t xml:space="preserve">陆明远在街对面的墙根下。上辈子签合同，一式三份，每页签字，签完盖章，缺一样就不算。今天这张纸只有一张，两个手印。</w:t>
+      </w:r>
+    </w:p>
+    <w:p>
+      <w:pPr>
+        <w:spacing w:line="468" w:lineRule="auto" w:after="149"/>
+        <w:ind w:firstLineChars="200" w:firstLine="540"/>
+      </w:pPr>
+      <w:r>
+        <w:rPr>
+          <w:rFonts w:ascii="Times New Roman" w:hAnsi="Times New Roman" w:eastAsia="宋体" w:cs="Times New Roman"/>
+          <w:sz w:val="27"/>
+          <w:szCs w:val="27"/>
+        </w:rPr>
+        <w:t xml:space="preserve">他觉得不牢靠。可竹长庚从门里出来的时候，脚步比进去的时候稳。</w:t>
+      </w:r>
+    </w:p>
+    <w:p>
+      <w:pPr>
+        <w:spacing w:line="468" w:lineRule="auto" w:after="149"/>
+        <w:ind w:firstLineChars="200" w:firstLine="540"/>
+      </w:pPr>
+      <w:r>
+        <w:rPr>
+          <w:rFonts w:ascii="Times New Roman" w:hAnsi="Times New Roman" w:eastAsia="宋体" w:cs="Times New Roman"/>
+          <w:sz w:val="27"/>
+          <w:szCs w:val="27"/>
+        </w:rPr>
         <w:t xml:space="preserve">“陆兄。”</w:t>
       </w:r>
     </w:p>
@@ -1629,7 +1657,7 @@
           <w:sz w:val="27"/>
           <w:szCs w:val="27"/>
         </w:rPr>
-        <w:t xml:space="preserve">寿：五十 / 三百</w:t>
+        <w:t xml:space="preserve">寿：五十四 / 三百</w:t>
       </w:r>
     </w:p>
     <w:p>
